--- a/docs/Technical_Reference.docx
+++ b/docs/Technical_Reference.docx
@@ -16,7 +16,7 @@
           <w:i/>
           <w:sz w:val="20"/>
         </w:rPr>
-        <w:t>HTTP API, data flows, protocols and internals · state as of 3 July 2026</w:t>
+        <w:t>HTTP API, data flows, protocols and internals · state as of 22 July 2026</w:t>
       </w:r>
     </w:p>
     <w:p>
@@ -29,7 +29,7 @@
     </w:p>
     <w:p>
       <w:r>
-        <w:t>server.py (stdlib, :8800) is the hub. Long-running services: Ollama (:11434), ComfyUI headless (:8188, launched from %USERPROFILE%\comfyui-src with its own venv, --base-directory %USERPROFILE%\Documents\ComfyUI, PYTHONUTF8=1), koboldcpp (:5001, on demand for Story). Worker subprocesses (STT/TTS/XTTS/Zonos) run inside their conda envs via each skill's script in %USERPROFILE%\.claude\skills\...\scripts.</w:t>
+        <w:t>server.py (stdlib, :8800) is the hub. Long-running services: Ollama (:11434), ComfyUI headless (:8188, launched from %USERPROFILE%\comfyui-src with its own venv, --base-directory %USERPROFILE%\Documents\ComfyUI, PYTHONUTF8=1), koboldcpp (:5001, on demand for Story). Worker subprocesses (STT/TTS/XTTS/Zonos) run inside their conda envs via each skill's script in %USERPROFILE%\.claude\skills\...\scripts. lullabykit\pipeline.py (Lullaby, Track Splitter) runs from its own venv as a transient per-job subprocess, not a resident worker — it never competes with the Manager for a 'loaded' slot, but both jobs refuse to start while any model IS loaded, since Demucs needs the GPU free.</w:t>
       </w:r>
     </w:p>
     <w:p>
@@ -42,7 +42,7 @@
     </w:p>
     <w:p>
       <w:r>
-        <w:t>Manager (MGR): one-model-at-a-time; load(worker, params) unloads everything else, sets key (llm:&lt;tag&gt; | image:&lt;model&gt; | music | tts:&lt;engine&gt; | voicemodel:&lt;name&gt; | story:Cydonia-24B | voice). Worker: persistent subprocess speaking newline-JSON on stdin/stdout. Jobs (async, one at a time each): TrainJob (XTTS fine-tune), StoryJob (scene-by-scene generation with rolling synopsis), AudiobookJob (chunk → synth → stitch). do_music() shells musicgen.py per request (ComfyUI holds the model).</w:t>
+        <w:t>Manager (MGR): one-model-at-a-time; load(worker, params) unloads everything else, sets key (llm:&lt;tag&gt; | image:&lt;model&gt; | music | tts:&lt;engine&gt; | voicemodel:&lt;name&gt; | story:Cydonia-24B | voice). Worker: persistent subprocess speaking newline-JSON on stdin/stdout. Jobs (async, one at a time each): TrainJob (XTTS fine-tune), StoryJob (scene-by-scene generation with rolling synopsis), AudiobookJob (chunk → synth → stitch), SpriteJob (one FLUX.2 reference-edit per frame → per-action cutout/resize/strip → combined sheet; also handles single-frame re-rolls with automatic backups), LullabyJob (two phases — analyze: stems + key/beat/chord + melody candidates, cached to disk; render: remix or piano engine from the cached analysis), SplitJob (runs the same stem separation stand-alone, saves all 6 tracks, no arrangement — mirrors LullabyJob's lifecycle and shares its work-dir cache). do_music() shells musicgen.py per request (ComfyUI holds the model).</w:t>
       </w:r>
     </w:p>
     <w:p>
@@ -370,6 +370,248 @@
           </w:p>
         </w:tc>
       </w:tr>
+      <w:tr>
+        <w:tc>
+          <w:tcPr>
+            <w:tcW w:type="dxa" w:w="4320"/>
+          </w:tcPr>
+          <w:p>
+            <w:r>
+              <w:t>/api/sprite_status</w:t>
+            </w:r>
+          </w:p>
+        </w:tc>
+        <w:tc>
+          <w:tcPr>
+            <w:tcW w:type="dxa" w:w="4320"/>
+          </w:tcPr>
+          <w:p>
+            <w:r>
+              <w:t>SpriteJob progress {state, step, total, current, name, files} — files grows as frames finish</w:t>
+            </w:r>
+          </w:p>
+        </w:tc>
+      </w:tr>
+      <w:tr>
+        <w:tc>
+          <w:tcPr>
+            <w:tcW w:type="dxa" w:w="4320"/>
+          </w:tcPr>
+          <w:p>
+            <w:r>
+              <w:t>/api/sprite_zip?name=</w:t>
+            </w:r>
+          </w:p>
+        </w:tc>
+        <w:tc>
+          <w:tcPr>
+            <w:tcW w:type="dxa" w:w="4320"/>
+          </w:tcPr>
+          <w:p>
+            <w:r>
+              <w:t>whole sprite set as a zip (in-memory; _backups\ excluded)</w:t>
+            </w:r>
+          </w:p>
+        </w:tc>
+      </w:tr>
+      <w:tr>
+        <w:tc>
+          <w:tcPr>
+            <w:tcW w:type="dxa" w:w="4320"/>
+          </w:tcPr>
+          <w:p>
+            <w:r>
+              <w:t>/sprites/&lt;path&gt;</w:t>
+            </w:r>
+          </w:p>
+        </w:tc>
+        <w:tc>
+          <w:tcPr>
+            <w:tcW w:type="dxa" w:w="4320"/>
+          </w:tcPr>
+          <w:p>
+            <w:r>
+              <w:t>serves generated sprite PNGs / metadata JSON (path-traversal-guarded)</w:t>
+            </w:r>
+          </w:p>
+        </w:tc>
+      </w:tr>
+      <w:tr>
+        <w:tc>
+          <w:tcPr>
+            <w:tcW w:type="dxa" w:w="4320"/>
+          </w:tcPr>
+          <w:p>
+            <w:r>
+              <w:t>/api/lullaby_status</w:t>
+            </w:r>
+          </w:p>
+        </w:tc>
+        <w:tc>
+          <w:tcPr>
+            <w:tcW w:type="dxa" w:w="4320"/>
+          </w:tcPr>
+          <w:p>
+            <w:r>
+              <w:t>LullabyJob progress {state, step, total, message, current, name, files, phase}</w:t>
+            </w:r>
+          </w:p>
+        </w:tc>
+      </w:tr>
+      <w:tr>
+        <w:tc>
+          <w:tcPr>
+            <w:tcW w:type="dxa" w:w="4320"/>
+          </w:tcPr>
+          <w:p>
+            <w:r>
+              <w:t>/api/lullaby_info?name=</w:t>
+            </w:r>
+          </w:p>
+        </w:tc>
+        <w:tc>
+          <w:tcPr>
+            <w:tcW w:type="dxa" w:w="4320"/>
+          </w:tcPr>
+          <w:p>
+            <w:r>
+              <w:t>per-stem audition previews + waveform peaks from the cached analysis {stems: {vocals|guitar|piano|other|bass|drums: {preview, peaks}}}</w:t>
+            </w:r>
+          </w:p>
+        </w:tc>
+      </w:tr>
+      <w:tr>
+        <w:tc>
+          <w:tcPr>
+            <w:tcW w:type="dxa" w:w="4320"/>
+          </w:tcPr>
+          <w:p>
+            <w:r>
+              <w:t>/api/split_status</w:t>
+            </w:r>
+          </w:p>
+        </w:tc>
+        <w:tc>
+          <w:tcPr>
+            <w:tcW w:type="dxa" w:w="4320"/>
+          </w:tcPr>
+          <w:p>
+            <w:r>
+              <w:t>SplitJob progress {state, step, total, message, current, name, files}</w:t>
+            </w:r>
+          </w:p>
+        </w:tc>
+      </w:tr>
+      <w:tr>
+        <w:tc>
+          <w:tcPr>
+            <w:tcW w:type="dxa" w:w="4320"/>
+          </w:tcPr>
+          <w:p>
+            <w:r>
+              <w:t>/api/split_list</w:t>
+            </w:r>
+          </w:p>
+        </w:tc>
+        <w:tc>
+          <w:tcPr>
+            <w:tcW w:type="dxa" w:w="4320"/>
+          </w:tcPr>
+          <w:p>
+            <w:r>
+              <w:t>previously split songs [{name, files}] for the library dropdown</w:t>
+            </w:r>
+          </w:p>
+        </w:tc>
+      </w:tr>
+      <w:tr>
+        <w:tc>
+          <w:tcPr>
+            <w:tcW w:type="dxa" w:w="4320"/>
+          </w:tcPr>
+          <w:p>
+            <w:r>
+              <w:t>/api/split_zip?name=</w:t>
+            </w:r>
+          </w:p>
+        </w:tc>
+        <w:tc>
+          <w:tcPr>
+            <w:tcW w:type="dxa" w:w="4320"/>
+          </w:tcPr>
+          <w:p>
+            <w:r>
+              <w:t>all 6 tracks for one split as a zip</w:t>
+            </w:r>
+          </w:p>
+        </w:tc>
+      </w:tr>
+      <w:tr>
+        <w:tc>
+          <w:tcPr>
+            <w:tcW w:type="dxa" w:w="4320"/>
+          </w:tcPr>
+          <w:p>
+            <w:r>
+              <w:t>/lullabies/&lt;path&gt;</w:t>
+            </w:r>
+          </w:p>
+        </w:tc>
+        <w:tc>
+          <w:tcPr>
+            <w:tcW w:type="dxa" w:w="4320"/>
+          </w:tcPr>
+          <w:p>
+            <w:r>
+              <w:t>serves rendered lullaby MP3/WAV output (path-traversal-guarded)</w:t>
+            </w:r>
+          </w:p>
+        </w:tc>
+      </w:tr>
+      <w:tr>
+        <w:tc>
+          <w:tcPr>
+            <w:tcW w:type="dxa" w:w="4320"/>
+          </w:tcPr>
+          <w:p>
+            <w:r>
+              <w:t>/lullaby_preview/&lt;name&gt;/stem_&lt;key&gt;.mp3</w:t>
+            </w:r>
+          </w:p>
+        </w:tc>
+        <w:tc>
+          <w:tcPr>
+            <w:tcW w:type="dxa" w:w="4320"/>
+          </w:tcPr>
+          <w:p>
+            <w:r>
+              <w:t>per-stem audition clip from the cached analysis work-dir</w:t>
+            </w:r>
+          </w:p>
+        </w:tc>
+      </w:tr>
+      <w:tr>
+        <w:tc>
+          <w:tcPr>
+            <w:tcW w:type="dxa" w:w="4320"/>
+          </w:tcPr>
+          <w:p>
+            <w:r>
+              <w:t>/splits/&lt;path&gt;</w:t>
+            </w:r>
+          </w:p>
+        </w:tc>
+        <w:tc>
+          <w:tcPr>
+            <w:tcW w:type="dxa" w:w="4320"/>
+          </w:tcPr>
+          <w:p>
+            <w:r>
+              <w:t>serves individual split-track files (path-traversal-guarded)</w:t>
+            </w:r>
+          </w:p>
+        </w:tc>
+      </w:tr>
     </w:tbl>
     <w:p>
       <w:pPr>
@@ -653,6 +895,160 @@
           </w:p>
         </w:tc>
       </w:tr>
+      <w:tr>
+        <w:tc>
+          <w:tcPr>
+            <w:tcW w:type="dxa" w:w="4320"/>
+          </w:tcPr>
+          <w:p>
+            <w:r>
+              <w:t>/api/sprite_start</w:t>
+            </w:r>
+          </w:p>
+        </w:tc>
+        <w:tc>
+          <w:tcPr>
+            <w:tcW w:type="dxa" w:w="4320"/>
+          </w:tcPr>
+          <w:p>
+            <w:r>
+              <w:t>{image(dataURL reference), desc?, mode: single|set, action?/custom?/frames? | actions[], view=side|front|topdown|34, size=128|256|512|1024, cutout=true, steps=24, cfg=2.5, seed=-1, name?} → starts SpriteJob (requires the image worker loaded)</w:t>
+            </w:r>
+          </w:p>
+        </w:tc>
+      </w:tr>
+      <w:tr>
+        <w:tc>
+          <w:tcPr>
+            <w:tcW w:type="dxa" w:w="4320"/>
+          </w:tcPr>
+          <w:p>
+            <w:r>
+              <w:t>/api/sprite_cancel</w:t>
+            </w:r>
+          </w:p>
+        </w:tc>
+        <w:tc>
+          <w:tcPr>
+            <w:tcW w:type="dxa" w:w="4320"/>
+          </w:tcPr>
+          <w:p>
+            <w:r>
+              <w:t>sets a stop flag; the job ends after the current frame, finished frames are kept</w:t>
+            </w:r>
+          </w:p>
+        </w:tc>
+      </w:tr>
+      <w:tr>
+        <w:tc>
+          <w:tcPr>
+            <w:tcW w:type="dxa" w:w="4320"/>
+          </w:tcPr>
+          <w:p>
+            <w:r>
+              <w:t>/api/sprite_reroll</w:t>
+            </w:r>
+          </w:p>
+        </w:tc>
+        <w:tc>
+          <w:tcPr>
+            <w:tcW w:type="dxa" w:w="4320"/>
+          </w:tcPr>
+          <w:p>
+            <w:r>
+              <w:t>{name, action, frame, pose?, cfg_override?, seed?} → regenerate ONE frame (defaults come from the set's job.json; cfg defaults to original +1.0; the replaced frame is backed up to _backups\), then rebuilds that action's strip and the combined sheet</w:t>
+            </w:r>
+          </w:p>
+        </w:tc>
+      </w:tr>
+      <w:tr>
+        <w:tc>
+          <w:tcPr>
+            <w:tcW w:type="dxa" w:w="4320"/>
+          </w:tcPr>
+          <w:p>
+            <w:r>
+              <w:t>/api/lullaby_start</w:t>
+            </w:r>
+          </w:p>
+        </w:tc>
+        <w:tc>
+          <w:tcPr>
+            <w:tcW w:type="dxa" w:w="4320"/>
+          </w:tcPr>
+          <w:p>
+            <w:r>
+              <w:t>{audio(dataURL), filename} → one-shot legacy path: full pipeline + render in a single LullabyJob run, default engine/knobs</w:t>
+            </w:r>
+          </w:p>
+        </w:tc>
+      </w:tr>
+      <w:tr>
+        <w:tc>
+          <w:tcPr>
+            <w:tcW w:type="dxa" w:w="4320"/>
+          </w:tcPr>
+          <w:p>
+            <w:r>
+              <w:t>/api/lullaby_analyze</w:t>
+            </w:r>
+          </w:p>
+        </w:tc>
+        <w:tc>
+          <w:tcPr>
+            <w:tcW w:type="dxa" w:w="4320"/>
+          </w:tcPr>
+          <w:p>
+            <w:r>
+              <w:t>{audio(dataURL), filename} → workbench phase 1: separates stems, detects key/beats/chords, transcribes both melody candidates, builds the remix input and waveform — all cached to disk for a fast phase-2 render</w:t>
+            </w:r>
+          </w:p>
+        </w:tc>
+      </w:tr>
+      <w:tr>
+        <w:tc>
+          <w:tcPr>
+            <w:tcW w:type="dxa" w:w="4320"/>
+          </w:tcPr>
+          <w:p>
+            <w:r>
+              <w:t>/api/lullaby_render</w:t>
+            </w:r>
+          </w:p>
+        </w:tc>
+        <w:tc>
+          <w:tcPr>
+            <w:tcW w:type="dxa" w:w="4320"/>
+          </w:tcPr>
+          <w:p>
+            <w:r>
+              <w:t>{name, mode:remix|piano|melody-match, tempo, denoise, slowdown, melody, focus, instrument:cello|violin|flute|synth_voice|music_box, stems?{vocals..drums: 0-1.5} (melody-match: the 'melody'-routed stems), arranged_stems?{...} (melody-match only: 'arranged'-routed stems, run through Piano's own pipeline and mixed in), polish?} → workbench phase 2: renders from the cached analysis with the chosen engine/knobs (requires analyze first)</w:t>
+            </w:r>
+          </w:p>
+        </w:tc>
+      </w:tr>
+      <w:tr>
+        <w:tc>
+          <w:tcPr>
+            <w:tcW w:type="dxa" w:w="4320"/>
+          </w:tcPr>
+          <w:p>
+            <w:r>
+              <w:t>/api/split_start</w:t>
+            </w:r>
+          </w:p>
+        </w:tc>
+        <w:tc>
+          <w:tcPr>
+            <w:tcW w:type="dxa" w:w="4320"/>
+          </w:tcPr>
+          <w:p>
+            <w:r>
+              <w:t>{audio(dataURL), filename, format:mp3|wav} → SplitJob: separates and saves all 6 tracks (shares lullaby_src_&lt;name&gt; cache naming with LullabyJob)</w:t>
+            </w:r>
+          </w:p>
+        </w:tc>
+      </w:tr>
     </w:tbl>
     <w:p>
       <w:pPr>
@@ -760,6 +1156,42 @@
     </w:p>
     <w:p>
       <w:pPr>
+        <w:pStyle w:val="Heading2"/>
+      </w:pPr>
+      <w:r>
+        <w:t>5.10 Sprite Studio</w:t>
+      </w:r>
+    </w:p>
+    <w:p>
+      <w:r>
+        <w:t>SpriteJob: the uploaded reference is staged once; every frame is a FLUX.2 Klein reference-edit (gen.py --image → ReferenceLatent) at 1024², which is what keeps the character/style consistent. Prompts are assembled by _sprite_prompt from hand-written per-frame pose scripts (SPRITE_ACTIONS): concrete body geometry only — abstract animation jargon ('contact pose mirrored') makes the model snap back to the reference's orientation — and the view constraint is stated twice (before and after the pose) for the same reason. After each action completes, spritekit.py (ComfyUI venv) runs: optional rembg alpha cutout (u2net, post-processed mask), LANCZOS downscale to the chosen frame size, in-place frame rewrite plus a horizontal strip sheet — so results appear in the UI while the next action renders (the UI busts its image cache when an action's strip lands). A final combine pass writes spritesheet.png (one row per action) + spritesheet.json {cell, columns, actions:{row, frames}} for engine import. job.json persists the set's settings for later re-rolls. Re-roll flow: new seed, cfg +1.0 by default (escalate with pose override + cfg_override 4.0 for stubborn poses like kneeling), previous frame copied to _backups\ first. Output persists in local-ai-studio\sprites\&lt;set&gt;\ — the one image feature that intentionally writes to disk.</w:t>
+      </w:r>
+    </w:p>
+    <w:p>
+      <w:pPr>
+        <w:pStyle w:val="Heading2"/>
+      </w:pPr>
+      <w:r>
+        <w:t>5.11 Lullaby &amp; Track Splitter</w:t>
+      </w:r>
+    </w:p>
+    <w:p>
+      <w:r>
+        <w:t>Both tabs shell lullabykit\pipeline.py (its own venv) as a transient subprocess, streaming its '== N/6 ...' stage markers back into job status. Track Splitter (SplitJob) runs the pipeline to the 'transcribe' stage only (--until-stage transcribe --analysis-extras): ffmpeg audio extract → Demucs two-pass separation (htdemucs_ft for clean vocals/drums/bass/other, htdemucs_6s for guitar/piano) → 6 tracks saved to disk, named/cached as lullaby_src_&lt;name&gt; — the same naming LullabyJob uses, so a song split here is already cached if opened in Lullaby afterward (or vice versa).</w:t>
+      </w:r>
+    </w:p>
+    <w:p>
+      <w:r>
+        <w:t>Lullaby (LullabyJob) has a two-phase workbench flow: analyze() runs the pipeline through stem separation plus full analysis (librosa beat grid/bar phase, Krumhansl-Schmuckler key detection, per-bar chroma-template chord recognition with a bass-stem root prior, basic-pitch melody transcription on the vocal stem with an 'other'-stem fallback for instrumentals) and caches everything to lullabykit\work\lullaby_src_&lt;name&gt;\ — including per-stem audition previews + waveform peaks for the Tracks panel. render() then runs from that cache with the user's choices: Remix rebuilds the remix input at the chosen stem focus/weights (drums dropped, HPSS harmonic-only to avoid riser/cymbal artifacts, tail trimmed), flattens its dynamics with slow heavy compression (measured: +14dB energy rise across a song's second half without this step, +0dB with it), then ACE-Step audio2audio re-imagines it (turbo, lullaby tags, user-set denoise 0.45-0.75) and a soft mastering chain (high shelf cut, lowpass, loudnorm, long fades) finishes it. Piano rebuilds the transcribed melody on a clean grid at 55-88bpm (monophony + octave-jump repair + scale snapping + quantization + phrase velocities; rocking broken-chord left hand; music-box doubling; optional string pad; per-bar sustain), renders it through dual FluidSynth (Salamander piano + FluidR3 layers, large-room reverb), and masters it (shelf EQ, compression, loudnorm, long fades). An experimental, off-by-default ACE-Step 'polish' pass exists for Piano output but conditions poorly on sparse solo-piano input (near-zero crest factor makes harmony drift off the arrangement) — failures are non-fatal and the clean render still ships. The legacy /api/lullaby_start path runs analyze+render as one blocking job for callers that skip the workbench.</w:t>
+      </w:r>
+    </w:p>
+    <w:p>
+      <w:r>
+        <w:t>Melody Match (pipeline.py --engine melody-match) was added after basic-pitch's transcription proved unreliable on ornamented/theatrical vocals — round-trip-scored (re-extract F0 from the render, correlate against the original vocal) at -0.03 correlation (effectively unrelated) on one real case, vs. 0.91-0.99 for this engine across two songs, away from note attacks. It skips transcribe/arrange for its own stems: the ticked/weighted 'melody'-routed Tracks-panel stems are mixed (_mix_stems_weighted, same helper Piano's transcription uses), then FCPE (torchfcpe, ~10ms hops, GPU) extracts a continuous F0 + RMS curve. Rather than one MIDI note per silence-delimited phrase (an earlier version of this engine did that, and a multi-second continuous pitch-bend through an entire sung line sounds like a siren/theremin wail, not a melody), _segment_notes further splits each phrase into actual NOTES: a rolling median (80ms) smooths the curve before rounding to the nearest semitone, consecutive same-semitone frames become one run, and any run shorter than 80ms (a vibrato wobble that briefly crossed a semitone boundary) is merged into whichever neighboring run is closer in pitch. Each final note gets its own note-on (base pitch = the RAW curve's median over that span, so true tuning survives even though boundaries are decided from the smoothed version) with only the residual deviation (±4 semitones RPN range — vibrato, slight scoops, not a whole phrase's excursion) carried as per-frame pitchwheel + CC11 expression — a fixed-pitch instrument like piano physically cannot glide between notes, so this renders through a portamento-capable GM voice instead (cello default; violin/flute/synth_voice/music_box selectable). Separately, 'arranged'-routed stems run through Piano's own transcribe_melody()+arrange() (clamp_bpm=False here, so this half scales by the same tempo_scale as the traced half instead of independently clamping to 55-88bpm and drifting apart over a long song) — e.g. vocals traced on cello while an existing piano part gets a full rebuilt accompaniment. Whichever of the two renders are present get ffmpeg-amixed before the same master() chain as the other engines, then an optional ACE-Step polish pass (the same mechanism Piano exposes; previously Piano-only and, separately, never actually wired into the workbench render path server-side despite the UI checkbox — both fixed alongside this engine) can run over the combined result.</w:t>
+      </w:r>
+    </w:p>
+    <w:p>
+      <w:pPr>
         <w:pStyle w:val="Heading1"/>
       </w:pPr>
       <w:r>
@@ -768,7 +1200,7 @@
     </w:p>
     <w:p>
       <w:r>
-        <w:t>Conda envs: xtts (coqui-tts 0.27.5, transformers&lt;5), chatterbox (chatterbox-tts 0.1.7, setuptools 75.8), nemo-asr (nemo_toolkit[asr] 2.7.3), kokoro (kokoro 0.9.4), optional zonos (torch 2.5.1 cu124, editable clone). ComfyUI checkout venv: torch 2.8 cu129 + requirements.txt. Required vs NOT-used model list: see SETUP_FOR_CLAUDE.md Appendix A (notably: the standalone ACE-Step repo, ace/ace_step conda envs and the old v1 3.5B checkpoint are NOT used).</w:t>
+        <w:t>Conda envs: xtts (coqui-tts 0.27.5, transformers&lt;5), chatterbox (chatterbox-tts 0.1.7, setuptools 75.8), nemo-asr (nemo_toolkit[asr] 2.7.3), kokoro (kokoro 0.9.4), optional zonos (torch 2.5.1 cu124, editable clone). ComfyUI checkout venv: torch 2.8 cu129 + requirements.txt. lullabykit is a plain venv (not conda): torch cu129 + demucs + basic-pitch[onnx] + torchfcpe (Melody Match's pitch tracker) + pretty_midi/mido/soundfile, plus a portable FluidSynth build and two soundfonts (FluidR3 GM, Salamander Grand Piano) — nothing installs system-wide. torchfcpe's only torchaudio dependency (transforms.Resample) is satisfied by a local librosa-backed shim package rather than the real torchaudio wheel, whose only build for this torch version has an incompatible compiled extension. Required vs NOT-used model list: see SETUP_FOR_CLAUDE.md Appendix A (notably: the standalone ACE-Step repo, ace/ace_step conda envs and the old v1 3.5B checkpoint are NOT used).</w:t>
       </w:r>
     </w:p>
     <w:p>
@@ -1027,7 +1459,29 @@
           </w:tcPr>
           <w:p>
             <w:r>
-              <w:t>server.py, index.html, studioctl.ps1, studio_gui.pyw, launchers, SETUP_FOR_CLAUDE.md (source of truth), sync_runbook.py, logs\, voices\, stories\, audiobooks\, docs\</w:t>
+              <w:t>server.py, index.html, spritekit.py, studioctl.ps1, studio_gui.pyw, launchers, SETUP_FOR_CLAUDE.md (source of truth), sync_runbook.py, logs\, voices\, stories\, audiobooks\, sprites\, lullabies\ (rendered lullaby output), splits\ (saved Track Splitter tracks), docs\</w:t>
+            </w:r>
+          </w:p>
+        </w:tc>
+      </w:tr>
+      <w:tr>
+        <w:tc>
+          <w:tcPr>
+            <w:tcW w:type="dxa" w:w="4320"/>
+          </w:tcPr>
+          <w:p>
+            <w:r>
+              <w:t>%USERPROFILE%\local-ai-studio\lullabykit\</w:t>
+            </w:r>
+          </w:p>
+        </w:tc>
+        <w:tc>
+          <w:tcPr>
+            <w:tcW w:type="dxa" w:w="4320"/>
+          </w:tcPr>
+          <w:p>
+            <w:r>
+              <w:t>pipeline.py, its own .venv, bin\ (FluidSynth), soundfonts\ (FluidR3_GM.sf2, Salamander), work\ (per-song Demucs/analysis cache, shared by both tabs)</w:t>
             </w:r>
           </w:p>
         </w:tc>

--- a/docs/Technical_Reference.docx
+++ b/docs/Technical_Reference.docx
@@ -42,7 +42,7 @@
     </w:p>
     <w:p>
       <w:r>
-        <w:t>Manager (MGR): one-model-at-a-time; load(worker, params) unloads everything else, sets key (llm:&lt;tag&gt; | image:&lt;model&gt; | music | tts:&lt;engine&gt; | voicemodel:&lt;name&gt; | story:Cydonia-24B | voice). Worker: persistent subprocess speaking newline-JSON on stdin/stdout. Jobs (async, one at a time each): TrainJob (XTTS fine-tune), StoryJob (scene-by-scene generation with rolling synopsis), AudiobookJob (chunk → synth → stitch), SpriteJob (one FLUX.2 reference-edit per frame → per-action cutout/resize/strip → combined sheet; also handles single-frame re-rolls with automatic backups), LullabyJob (two phases — analyze: stems + key/beat/chord + melody candidates, cached to disk; render: remix or piano engine from the cached analysis), SplitJob (runs the same stem separation stand-alone, saves all 6 tracks, no arrangement — mirrors LullabyJob's lifecycle and shares its work-dir cache). do_music() shells musicgen.py per request (ComfyUI holds the model).</w:t>
+        <w:t>Manager (MGR): one-model-at-a-time; load(worker, params) unloads everything else, sets key (llm:&lt;tag&gt; | image:&lt;model&gt; | music | tts:&lt;engine&gt; | voicemodel:&lt;name&gt; | story:Cydonia-24B | voice). Worker: persistent subprocess speaking newline-JSON on stdin/stdout. Jobs (async, one at a time each): TrainJob (XTTS fine-tune), StoryJob (scene-by-scene generation with rolling synopsis), AudiobookJob (chunk → synth → stitch), SpriteJob (one FLUX.2 reference-edit per frame → per-action cutout/resize/strip → combined sheet; also handles single-frame re-rolls with automatic backups), LullabyJob (two phases — analyze: stems + key/beat/chord + melody candidates, cached to disk; render: remix or piano engine from the cached analysis), SplitJob (runs the same stem separation stand-alone, saves all 6 tracks, no arrangement — mirrors LullabyJob's lifecycle and shares its work-dir cache), ComposerJob (two phases — plan: one Ollama call under the Manager lock turns a text brief into a full score.json against a fixed instrument/effects menu, non-fatal on failure since a genre template alone still renders a complete song; render: the Manager lock is released and a CPU-only composerkit.py subprocess writes every note, mixes, and masters from that score, streaming its own progress.json so a 30-90s render isn't a blank spinner — rerender() re-enters at this phase only, from an edited score, for the Arrange step's mixer/automation/note edits). do_music() shells musicgen.py per request (ComfyUI holds the model).</w:t>
       </w:r>
     </w:p>
     <w:p>
@@ -612,6 +612,160 @@
           </w:p>
         </w:tc>
       </w:tr>
+      <w:tr>
+        <w:tc>
+          <w:tcPr>
+            <w:tcW w:type="dxa" w:w="4320"/>
+          </w:tcPr>
+          <w:p>
+            <w:r>
+              <w:t>/api/composer_status</w:t>
+            </w:r>
+          </w:p>
+        </w:tc>
+        <w:tc>
+          <w:tcPr>
+            <w:tcW w:type="dxa" w:w="4320"/>
+          </w:tcPr>
+          <w:p>
+            <w:r>
+              <w:t>ComposerJob progress {state, step, total, message, current, name, files, plan} — step/total blend the planning phase with composerkit's own progress.json once rendering starts</w:t>
+            </w:r>
+          </w:p>
+        </w:tc>
+      </w:tr>
+      <w:tr>
+        <w:tc>
+          <w:tcPr>
+            <w:tcW w:type="dxa" w:w="4320"/>
+          </w:tcPr>
+          <w:p>
+            <w:r>
+              <w:t>/api/composer_library</w:t>
+            </w:r>
+          </w:p>
+        </w:tc>
+        <w:tc>
+          <w:tcPr>
+            <w:tcW w:type="dxa" w:w="4320"/>
+          </w:tcPr>
+          <w:p>
+            <w:r>
+              <w:t>GM instrument menu + genre list, cached 120s (composerkit's own library dump loads a 1.2 GB soundfont, and the tab asks for it on every page load)</w:t>
+            </w:r>
+          </w:p>
+        </w:tc>
+      </w:tr>
+      <w:tr>
+        <w:tc>
+          <w:tcPr>
+            <w:tcW w:type="dxa" w:w="4320"/>
+          </w:tcPr>
+          <w:p>
+            <w:r>
+              <w:t>/api/composer_list</w:t>
+            </w:r>
+          </w:p>
+        </w:tc>
+        <w:tc>
+          <w:tcPr>
+            <w:tcW w:type="dxa" w:w="4320"/>
+          </w:tcPr>
+          <w:p>
+            <w:r>
+              <w:t>previously composed songs [{name, files}] for the library dropdown</w:t>
+            </w:r>
+          </w:p>
+        </w:tc>
+      </w:tr>
+      <w:tr>
+        <w:tc>
+          <w:tcPr>
+            <w:tcW w:type="dxa" w:w="4320"/>
+          </w:tcPr>
+          <w:p>
+            <w:r>
+              <w:t>/api/composer_info?name=</w:t>
+            </w:r>
+          </w:p>
+        </w:tc>
+        <w:tc>
+          <w:tcPr>
+            <w:tcW w:type="dxa" w:w="4320"/>
+          </w:tcPr>
+          <w:p>
+            <w:r>
+              <w:t>one composition's full score.json + rendered file list</w:t>
+            </w:r>
+          </w:p>
+        </w:tc>
+      </w:tr>
+      <w:tr>
+        <w:tc>
+          <w:tcPr>
+            <w:tcW w:type="dxa" w:w="4320"/>
+          </w:tcPr>
+          <w:p>
+            <w:r>
+              <w:t>/api/composer_notes?name=</w:t>
+            </w:r>
+          </w:p>
+        </w:tc>
+        <w:tc>
+          <w:tcPr>
+            <w:tcW w:type="dxa" w:w="4320"/>
+          </w:tcPr>
+          <w:p>
+            <w:r>
+              <w:t>per-instrument note events from score.json, for the Arrange step's piano roll</w:t>
+            </w:r>
+          </w:p>
+        </w:tc>
+      </w:tr>
+      <w:tr>
+        <w:tc>
+          <w:tcPr>
+            <w:tcW w:type="dxa" w:w="4320"/>
+          </w:tcPr>
+          <w:p>
+            <w:r>
+              <w:t>/api/composer_zip?name=</w:t>
+            </w:r>
+          </w:p>
+        </w:tc>
+        <w:tc>
+          <w:tcPr>
+            <w:tcW w:type="dxa" w:w="4320"/>
+          </w:tcPr>
+          <w:p>
+            <w:r>
+              <w:t>a composition's rendered files (master + stems + MIDI) as a zip</w:t>
+            </w:r>
+          </w:p>
+        </w:tc>
+      </w:tr>
+      <w:tr>
+        <w:tc>
+          <w:tcPr>
+            <w:tcW w:type="dxa" w:w="4320"/>
+          </w:tcPr>
+          <w:p>
+            <w:r>
+              <w:t>/compositions/&lt;path&gt;</w:t>
+            </w:r>
+          </w:p>
+        </w:tc>
+        <w:tc>
+          <w:tcPr>
+            <w:tcW w:type="dxa" w:w="4320"/>
+          </w:tcPr>
+          <w:p>
+            <w:r>
+              <w:t>serves rendered Composer output — master MP3/WAV, MIDI, stem FLACs, cover art (path-traversal-guarded)</w:t>
+            </w:r>
+          </w:p>
+        </w:tc>
+      </w:tr>
     </w:tbl>
     <w:p>
       <w:pPr>
@@ -1049,6 +1203,72 @@
           </w:p>
         </w:tc>
       </w:tr>
+      <w:tr>
+        <w:tc>
+          <w:tcPr>
+            <w:tcW w:type="dxa" w:w="4320"/>
+          </w:tcPr>
+          <w:p>
+            <w:r>
+              <w:t>/api/composer_start</w:t>
+            </w:r>
+          </w:p>
+        </w:tc>
+        <w:tc>
+          <w:tcPr>
+            <w:tcW w:type="dxa" w:w="4320"/>
+          </w:tcPr>
+          <w:p>
+            <w:r>
+              <w:t>{brief, genre, seconds(30-420), tracks(3-9), key?, bpm?, name?, use_llm=true, humanize?, polish?, polish_denoise?} → ComposerJob: one Ollama planning call (skipped when use_llm=false, composing straight from the genre template) under the Manager lock, then a CPU-only composerkit render (lock released first — loading a model mid-render is fine)</w:t>
+            </w:r>
+          </w:p>
+        </w:tc>
+      </w:tr>
+      <w:tr>
+        <w:tc>
+          <w:tcPr>
+            <w:tcW w:type="dxa" w:w="4320"/>
+          </w:tcPr>
+          <w:p>
+            <w:r>
+              <w:t>/api/composer_cancel</w:t>
+            </w:r>
+          </w:p>
+        </w:tc>
+        <w:tc>
+          <w:tcPr>
+            <w:tcW w:type="dxa" w:w="4320"/>
+          </w:tcPr>
+          <w:p>
+            <w:r>
+              <w:t>sets a stop flag and taskkills the composerkit subprocess; finished stages are kept</w:t>
+            </w:r>
+          </w:p>
+        </w:tc>
+      </w:tr>
+      <w:tr>
+        <w:tc>
+          <w:tcPr>
+            <w:tcW w:type="dxa" w:w="4320"/>
+          </w:tcPr>
+          <w:p>
+            <w:r>
+              <w:t>/api/composer_rerender</w:t>
+            </w:r>
+          </w:p>
+        </w:tc>
+        <w:tc>
+          <w:tcPr>
+            <w:tcW w:type="dxa" w:w="4320"/>
+          </w:tcPr>
+          <w:p>
+            <w:r>
+              <w:t>{name, score(edited score.json), stems?, polish?, polish_denoise?} → re-renders an existing composition from an edited score straight through composerkit, no new LLM call — used by the Arrange step's mixer/automation/piano-roll edits and the 'polish this render' toggle</w:t>
+            </w:r>
+          </w:p>
+        </w:tc>
+      </w:tr>
     </w:tbl>
     <w:p>
       <w:pPr>
@@ -1188,6 +1408,29 @@
     <w:p>
       <w:r>
         <w:t>Melody Match (pipeline.py --engine melody-match) was added after basic-pitch's transcription proved unreliable on ornamented/theatrical vocals — round-trip-scored (re-extract F0 from the render, correlate against the original vocal) at -0.03 correlation (effectively unrelated) on one real case, vs. 0.91-0.99 for this engine across two songs, away from note attacks. It skips transcribe/arrange for its own stems: the ticked/weighted 'melody'-routed Tracks-panel stems are mixed (_mix_stems_weighted, same helper Piano's transcription uses), then FCPE (torchfcpe, ~10ms hops, GPU) extracts a continuous F0 + RMS curve. Rather than one MIDI note per silence-delimited phrase (an earlier version of this engine did that, and a multi-second continuous pitch-bend through an entire sung line sounds like a siren/theremin wail, not a melody), _segment_notes further splits each phrase into actual NOTES: a rolling median (80ms) smooths the curve before rounding to the nearest semitone, consecutive same-semitone frames become one run, and any run shorter than 80ms (a vibrato wobble that briefly crossed a semitone boundary) is merged into whichever neighboring run is closer in pitch. Each final note gets its own note-on (base pitch = the RAW curve's median over that span, so true tuning survives even though boundaries are decided from the smoothed version) with only the residual deviation (±4 semitones RPN range — vibrato, slight scoops, not a whole phrase's excursion) carried as per-frame pitchwheel + CC11 expression — a fixed-pitch instrument like piano physically cannot glide between notes, so this renders through a portamento-capable GM voice instead (cello default; violin/flute/synth_voice/music_box selectable). Separately, 'arranged'-routed stems run through Piano's own transcribe_melody()+arrange() (clamp_bpm=False here, so this half scales by the same tempo_scale as the traced half instead of independently clamping to 55-88bpm and drifting apart over a long song) — e.g. vocals traced on cello while an existing piano part gets a full rebuilt accompaniment. Whichever of the two renders are present get ffmpeg-amixed before the same master() chain as the other engines, then an optional ACE-Step polish pass (the same mechanism Piano exposes; previously Piano-only and, separately, never actually wired into the workbench render path server-side despite the UI checkbox — both fixed alongside this engine) can run over the combined result.</w:t>
+      </w:r>
+    </w:p>
+    <w:p>
+      <w:pPr>
+        <w:pStyle w:val="Heading2"/>
+      </w:pPr>
+      <w:r>
+        <w:t>5.12 Composer</w:t>
+      </w:r>
+    </w:p>
+    <w:p>
+      <w:r>
+        <w:t>Composer turns a text brief into a fully arranged, mixed multitrack instrumental with no note-level AI at all — the same planner/renderer split as Lullaby's Piano engine, pushed further. ComposerJob's plan phase sends _composer_prompt (brief, genre, target length, track count, optional key/bpm pin, and the fixed menu composer_library() builds from GM_INSTRUMENTS/INSTRUMENT_MENU) to the currently-loaded Ollama model with COMPOSER_SYSTEM ('award-winning composer, arranger and mix engineer'); temperature 0.65 first (creative choices are WHICH instruments/chords, not JSON syntax) with one colder 0.3 retry on a parse failure, since the plan itself is seconds of compute against minutes for the render. normalize_score() then repairs whatever comes back — missing instruments, sections referencing tracks that don't exist, an unusable list entirely — by filling gaps from the matching GENRE_TEMPLATE, so a bad LLM response still produces a complete score.json rather than a failed job; use_llm=false skips the model call altogether and composes straight from the template (8 genres: synth-pop, cinematic, lo-fi, rock, edm, jazz, hip hop, ambient — each with its own tempo, key, sidechain default, and instrument roster).</w:t>
+      </w:r>
+    </w:p>
+    <w:p>
+      <w:r>
+        <w:t>The render phase hands score.json to composerkit.py (LULLABY_PY subprocess, CPU-only — the Manager lock is released before this starts, so loading a GPU model mid-render is fine) which writes every note itself: per-role generators for drums/perc/bass/chords/pad/arp, chord voicings from the section's progression, humanize_timing (per-role push/pull against the click) and humanize_drums (round-robins repeated hits, varies velocity) when the 'perform it, don't stamp it' option is on, plus swelled entries and strum/roll spread timing for sustain-capable GM patches (guitars strum low-to-high over ~28ms, pianos roll ~10ms, strings/pads spread differently again — all in real seconds so a strum takes the same time regardless of tempo). Every instrument is a General MIDI program played by the same bundled FluidSynth + FluidR3_GM soundfont Lullaby uses (free, already on disk, zero new dependencies). Each track then gets its own channel strip — saturation/drive, tone shelves, tempo-synced tap delay, convolution reverb with automated sends, tremolo, volume/pan automation from the plan — before song-level production FX: riser/impact/downlifter noise beds at section transitions, drop silences, and an optional kick_duck() sidechain envelope (derived from the song's own kick hits, not a fixed LFO) ducking pads/chords/arp/counter-melody so they breathe with the beat. progress.json is written per stage so the 30-90s render isn't a blank spinner; kept stems are written to stems/&lt;track&gt;.flac alongside the mixed master and a multitrack MIDI.</w:t>
+      </w:r>
+    </w:p>
+    <w:p>
+      <w:r>
+        <w:t>The Arrange step (wizard step 2) edits this same score without a new LLM call: the clip grid toggles which tracks play in which section, the inspector adjusts level/pan/reverb/delay/drive/automation per track, and the piano-roll editor (backed by composer_notes(), which reads note events straight out of score.json) hand-edits pitches/timing/velocity — 'Re-render' posts the edited score to /api/composer_rerender, which re-enters composerkit at the render phase only, overwriting the song's audio while score.json (and so everything about the composition) survives the iteration. An optional ACE-Step re-texture pass (composer_rerender's polish/polish_denoise, the same mechanism Lullaby exposes) ships alongside the clean master rather than replacing it. sf3convert.py (an SF2→SF3 soundfont compressor) sits in the same folder but is explicitly unfinished per its own docstring and is not wired into Composer or any other tab.</w:t>
       </w:r>
     </w:p>
     <w:p>
@@ -1459,7 +1702,7 @@
           </w:tcPr>
           <w:p>
             <w:r>
-              <w:t>server.py, index.html, spritekit.py, studioctl.ps1, studio_gui.pyw, launchers, SETUP_FOR_CLAUDE.md (source of truth), sync_runbook.py, logs\, voices\, stories\, audiobooks\, sprites\, lullabies\ (rendered lullaby output), splits\ (saved Track Splitter tracks), docs\</w:t>
+              <w:t>server.py, index.html, spritekit.py, composerkit.py, sf3convert.py (unfinished, unwired), studioctl.ps1, studio_gui.pyw, launchers, SETUP_FOR_CLAUDE.md (source of truth), sync_runbook.py, logs\, voices\, stories\, audiobooks\, sprites\, lullabies\ (rendered lullaby output), splits\ (saved Track Splitter tracks), compositions\&lt;name&gt;\ (Composer: score.json, progress.json, master + MIDI + stems\), docs\</w:t>
             </w:r>
           </w:p>
         </w:tc>

--- a/docs/Technical_Reference.docx
+++ b/docs/Technical_Reference.docx
@@ -16,7 +16,7 @@
           <w:i/>
           <w:sz w:val="20"/>
         </w:rPr>
-        <w:t>HTTP API, data flows, protocols and internals · state as of 22 July 2026</w:t>
+        <w:t>HTTP API, data flows, protocols and internals · state as of 6 August 2026</w:t>
       </w:r>
     </w:p>
     <w:p>
@@ -751,6 +751,72 @@
           </w:tcPr>
           <w:p>
             <w:r>
+              <w:t>/api/h3_status</w:t>
+            </w:r>
+          </w:p>
+        </w:tc>
+        <w:tc>
+          <w:tcPr>
+            <w:tcW w:type="dxa" w:w="4320"/>
+          </w:tcPr>
+          <w:p>
+            <w:r>
+              <w:t>H3Job progress {state, step, total, message, current, stage, name, files, eta, elapsed} — eta is seconds and is null until a step time has been observed for this geometry (the UI shows 'measuring…'); stage is the human label h3gen.py emitted last</w:t>
+            </w:r>
+          </w:p>
+        </w:tc>
+      </w:tr>
+      <w:tr>
+        <w:tc>
+          <w:tcPr>
+            <w:tcW w:type="dxa" w:w="4320"/>
+          </w:tcPr>
+          <w:p>
+            <w:r>
+              <w:t>/api/h3_list</w:t>
+            </w:r>
+          </w:p>
+        </w:tc>
+        <w:tc>
+          <w:tcPr>
+            <w:tcW w:type="dxa" w:w="4320"/>
+          </w:tcPr>
+          <w:p>
+            <w:r>
+              <w:t>{videos: [...]} — the persistent library from videos\, newest first</w:t>
+            </w:r>
+          </w:p>
+        </w:tc>
+      </w:tr>
+      <w:tr>
+        <w:tc>
+          <w:tcPr>
+            <w:tcW w:type="dxa" w:w="4320"/>
+          </w:tcPr>
+          <w:p>
+            <w:r>
+              <w:t>/api/h3_file?name=</w:t>
+            </w:r>
+          </w:p>
+        </w:tc>
+        <w:tc>
+          <w:tcPr>
+            <w:tcW w:type="dxa" w:w="4320"/>
+          </w:tcPr>
+          <w:p>
+            <w:r>
+              <w:t>streams one rendered MP4 (path-traversal-guarded)</w:t>
+            </w:r>
+          </w:p>
+        </w:tc>
+      </w:tr>
+      <w:tr>
+        <w:tc>
+          <w:tcPr>
+            <w:tcW w:type="dxa" w:w="4320"/>
+          </w:tcPr>
+          <w:p>
+            <w:r>
               <w:t>/compositions/&lt;path&gt;</w:t>
             </w:r>
           </w:p>
@@ -1254,6 +1320,72 @@
           </w:tcPr>
           <w:p>
             <w:r>
+              <w:t>/api/h3_start</w:t>
+            </w:r>
+          </w:p>
+        </w:tc>
+        <w:tc>
+          <w:tcPr>
+            <w:tcW w:type="dxa" w:w="4320"/>
+          </w:tcPr>
+          <w:p>
+            <w:r>
+              <w:t>{prompt, mode: t2v|flf|ref, aspect='16:9', short_edge=768, seconds=0.5-15 (default 5), steps=1-60 (default 20), seed?, sampler='res_multistep', scheduler='simple', shift_video=12, shift_audio=3, sage='disabled', easycache=false, ref_image_size='match'|'max', name?, plus per-mode inputs: first_frame/last_frame (flf) or ref_images[≤9]/ref_videos[≤3]/ref_video_audios[≤3]/ref_audios[≤3] as data URLs (ref)} → starts H3Job. Refuses unless the video worker holds the one-model slot, and unless a prompt is present — H3 needs one even in References mode</w:t>
+            </w:r>
+          </w:p>
+        </w:tc>
+      </w:tr>
+      <w:tr>
+        <w:tc>
+          <w:tcPr>
+            <w:tcW w:type="dxa" w:w="4320"/>
+          </w:tcPr>
+          <w:p>
+            <w:r>
+              <w:t>/api/h3_cancel</w:t>
+            </w:r>
+          </w:p>
+        </w:tc>
+        <w:tc>
+          <w:tcPr>
+            <w:tcW w:type="dxa" w:w="4320"/>
+          </w:tcPr>
+          <w:p>
+            <w:r>
+              <w:t>sets a stop flag and kills the h3gen.py subprocess; staged inputs are swept</w:t>
+            </w:r>
+          </w:p>
+        </w:tc>
+      </w:tr>
+      <w:tr>
+        <w:tc>
+          <w:tcPr>
+            <w:tcW w:type="dxa" w:w="4320"/>
+          </w:tcPr>
+          <w:p>
+            <w:r>
+              <w:t>/api/h3_delete</w:t>
+            </w:r>
+          </w:p>
+        </w:tc>
+        <w:tc>
+          <w:tcPr>
+            <w:tcW w:type="dxa" w:w="4320"/>
+          </w:tcPr>
+          <w:p>
+            <w:r>
+              <w:t>{name} → removes one video from the videos\ library</w:t>
+            </w:r>
+          </w:p>
+        </w:tc>
+      </w:tr>
+      <w:tr>
+        <w:tc>
+          <w:tcPr>
+            <w:tcW w:type="dxa" w:w="4320"/>
+          </w:tcPr>
+          <w:p>
+            <w:r>
               <w:t>/api/composer_rerender</w:t>
             </w:r>
           </w:p>
@@ -1435,6 +1567,29 @@
     </w:p>
     <w:p>
       <w:pPr>
+        <w:pStyle w:val="Heading2"/>
+      </w:pPr>
+      <w:r>
+        <w:t>5.13 Video (MiniMax H3)</w:t>
+      </w:r>
+    </w:p>
+    <w:p>
+      <w:r>
+        <w:t>UI → /api/h3_start → H3Job (one at a time) → h3gen.py as a transient subprocess run by ComfyUI's venv python (the same interpreter spritekit.py uses), not a resident worker. h3gen.py builds the graph and submits it to ComfyUI /prompt, then follows the run on a stdlib websocket client (no websocket-client dependency — same approach as the local-image skill's gen.py). Graph shape: UNETLoader(fl2va or ref2va int8) → MiniMaxH3SigmaShift(shift_video=12, shift_audio=3) → [optional PathchSageAttentionKJ] → [optional EasyCache] → BasicGuider. H3 is CFG-distilled, so there is no negative prompt and no CFG — raising it only costs time. The conditioning node (MiniMaxH3ImageToVideo for t2v/flf, MiniMaxH3ReferenceToVideo for ref) emits BOTH the positive conditioning and the empty audio-video latent; SamplerCustomAdvanced fills it; then the latent is decoded twice — VAEDecode with the video VAE, VAEDecodeAudio with the audio VAE — and CreateVideo + SaveVideo mux them into one file.</w:t>
+      </w:r>
+    </w:p>
+    <w:p>
+      <w:r>
+        <w:t>Reference inputs are staged into ComfyUI's input dir with an h3_ prefix and swept afterwards, so the only disk writes outside videos\ are transient. In References mode the autogrow inputs are addressed by DOTTED PATH in the API graph (ref_images.ref_image_0, ref_videos.ref_video_N, and ref_video_audios.ref_video_audio_N index-paired to it) — not the bare kwarg names the node's execute() signature suggests; the executor regroups the dotted keys into one dict per autogrow input. SaveVideo gets a unique filename_prefix per run: two identical submissions would otherwise be a whole-graph cache hit, replaying an outputs list that points at a file already deleted, so /view would 404. Varying only the save node keeps every expensive node cached while forcing a real file to exist. The finished MP4 is pulled over HTTP from /view and removed from ComfyUI's output dir — the studio owns the artefact, which lands in local-ai-studio\videos\.</w:t>
+      </w:r>
+    </w:p>
+    <w:p>
+      <w:r>
+        <w:t>ETA: h3gen.py prints '== STAGE &lt;label&gt;' on each node transition and '== PROGRESS done/total elapsed' per sampler step. H3Job splits a run into load / sample / decode; sampling cost is re-derived live from the observed seconds-per-step so the estimate corrects itself mid-run, while load and decode come from a cache keyed by exact geometry+settings (_tmp\h3_eta.json, written after every success and blended 60/40 with the previous value). A key that has never run reports eta=null and the UI says 'measuring…'. server.py mirrors h3gen's snap_length and compute_wh so the cache key matches what actually renders rather than what was requested.</w:t>
+      </w:r>
+    </w:p>
+    <w:p>
+      <w:pPr>
         <w:pStyle w:val="Heading1"/>
       </w:pPr>
       <w:r>
@@ -1443,7 +1598,7 @@
     </w:p>
     <w:p>
       <w:r>
-        <w:t>Conda envs: xtts (coqui-tts 0.27.5, transformers&lt;5), chatterbox (chatterbox-tts 0.1.7, setuptools 75.8), nemo-asr (nemo_toolkit[asr] 2.7.3), kokoro (kokoro 0.9.4), optional zonos (torch 2.5.1 cu124, editable clone). ComfyUI checkout venv: torch 2.8 cu129 + requirements.txt. lullabykit is a plain venv (not conda): torch cu129 + demucs + basic-pitch[onnx] + torchfcpe (Melody Match's pitch tracker) + pretty_midi/mido/soundfile, plus a portable FluidSynth build and two soundfonts (FluidR3 GM, Salamander Grand Piano) — nothing installs system-wide. torchfcpe's only torchaudio dependency (transforms.Resample) is satisfied by a local librosa-backed shim package rather than the real torchaudio wheel, whose only build for this torch version has an incompatible compiled extension. Required vs NOT-used model list: see SETUP_FOR_CLAUDE.md Appendix A (notably: the standalone ACE-Step repo, ace/ace_step conda envs and the old v1 3.5B checkpoint are NOT used).</w:t>
+        <w:t>Conda envs: xtts (coqui-tts 0.27.5, transformers&lt;5), chatterbox (chatterbox-tts 0.1.7, setuptools 75.8), nemo-asr (nemo_toolkit[asr] 2.7.3), kokoro (kokoro 0.9.4), optional zonos (torch 2.5.1 cu124, editable clone). ComfyUI checkout venv: torch 2.9.1 cu130 + requirements.txt + rembg/onnxruntime (sprites); cu130 is required for the Video tab's fused int8 dequantise kernel, and the optional sageattention wheel must match it (2.2.0+cu130torch2.9.1). lullabykit is a plain venv (not conda) and deliberately stays on cu129: torch cu129 + demucs + basic-pitch[onnx] + torchfcpe (Melody Match's pitch tracker) + pretty_midi/mido/soundfile, plus a portable FluidSynth build and two soundfonts (FluidR3 GM, Salamander Grand Piano) — nothing installs system-wide. torchfcpe's only torchaudio dependency (transforms.Resample) is satisfied by a local librosa-backed shim package rather than the real torchaudio wheel, whose only build for this torch version has an incompatible compiled extension. Required vs NOT-used model list: see SETUP_FOR_CLAUDE.md Appendix A (notably: the standalone ACE-Step repo, ace/ace_step conda envs and the old v1 3.5B checkpoint are NOT used).</w:t>
       </w:r>
     </w:p>
     <w:p>
@@ -1547,7 +1702,117 @@
           </w:tcPr>
           <w:p>
             <w:r>
-              <w:t>known incompatibility — never use that flag</w:t>
+              <w:t>known incompatibility — never use that flag. The Video tab's SageAttention option is safe by contrast: KJNodes patches attention on pre-run and reverts on cleanup, so it cannot leak into ACE-Step or image jobs the way the launch flag does</w:t>
+            </w:r>
+          </w:p>
+        </w:tc>
+      </w:tr>
+      <w:tr>
+        <w:tc>
+          <w:tcPr>
+            <w:tcW w:type="dxa" w:w="4320"/>
+          </w:tcPr>
+          <w:p>
+            <w:r>
+              <w:t>Video renders but barely moves</w:t>
+            </w:r>
+          </w:p>
+        </w:tc>
+        <w:tc>
+          <w:tcPr>
+            <w:tcW w:type="dxa" w:w="4320"/>
+          </w:tcPr>
+          <w:p>
+            <w:r>
+              <w:t>short edge below H3's native 768 — measured 89/100 near-static frames at 480 vs 0/100 at 768. Drafts are for composition only; never judge motion from one</w:t>
+            </w:r>
+          </w:p>
+        </w:tc>
+      </w:tr>
+      <w:tr>
+        <w:tc>
+          <w:tcPr>
+            <w:tcW w:type="dxa" w:w="4320"/>
+          </w:tcPr>
+          <w:p>
+            <w:r>
+              <w:t>Video is silent</w:t>
+            </w:r>
+          </w:p>
+        </w:tc>
+        <w:tc>
+          <w:tcPr>
+            <w:tcW w:type="dxa" w:w="4320"/>
+          </w:tcPr>
+          <w:p>
+            <w:r>
+              <w:t>minimax_h3_audio_vae_fp32 missing from models\vae — picture and sound decode from the same latent, so there is no separate audio stage to fail</w:t>
+            </w:r>
+          </w:p>
+        </w:tc>
+      </w:tr>
+      <w:tr>
+        <w:tc>
+          <w:tcPr>
+            <w:tcW w:type="dxa" w:w="4320"/>
+          </w:tcPr>
+          <w:p>
+            <w:r>
+              <w:t>Video audio is noticeably quieter/thinner with EasyCache on</w:t>
+            </w:r>
+          </w:p>
+        </w:tc>
+        <w:tc>
+          <w:tcPr>
+            <w:tcW w:type="dxa" w:w="4320"/>
+          </w:tcPr>
+          <w:p>
+            <w:r>
+              <w:t>expected: EasyCache's skip decision is dominated by the video channels of a shared latent, starving the audio branch — measured −40.7 dB → −49.8 dB mean for 1.63× speed. Off by default; use only for silent drafts</w:t>
+            </w:r>
+          </w:p>
+        </w:tc>
+      </w:tr>
+      <w:tr>
+        <w:tc>
+          <w:tcPr>
+            <w:tcW w:type="dxa" w:w="4320"/>
+          </w:tcPr>
+          <w:p>
+            <w:r>
+              <w:t>Video render far slower than the measured ~573 s sampling for 5 s @768p/20 steps</w:t>
+            </w:r>
+          </w:p>
+        </w:tc>
+        <w:tc>
+          <w:tcPr>
+            <w:tcW w:type="dxa" w:w="4320"/>
+          </w:tcPr>
+          <w:p>
+            <w:r>
+              <w:t>ComfyUI venv on cu129 (no fused dequantize_int8_convrot kernel), or &lt;32 GB system RAM so Windows pages the offloaded half of the unet to disk. A cold run also pays the 32B text-encoder load on top</w:t>
+            </w:r>
+          </w:p>
+        </w:tc>
+      </w:tr>
+      <w:tr>
+        <w:tc>
+          <w:tcPr>
+            <w:tcW w:type="dxa" w:w="4320"/>
+          </w:tcPr>
+          <w:p>
+            <w:r>
+              <w:t>'a video is already rendering' / 'load the video model first'</w:t>
+            </w:r>
+          </w:p>
+        </w:tc>
+        <w:tc>
+          <w:tcPr>
+            <w:tcW w:type="dxa" w:w="4320"/>
+          </w:tcPr>
+          <w:p>
+            <w:r>
+              <w:t>H3Job is single-flight and requires the video slot — cancel the running job, or press Load video model (which evicts everything else)</w:t>
             </w:r>
           </w:p>
         </w:tc>
@@ -1702,7 +1967,7 @@
           </w:tcPr>
           <w:p>
             <w:r>
-              <w:t>server.py, index.html, spritekit.py, composerkit.py, sf3convert.py (unfinished, unwired), studioctl.ps1, studio_gui.pyw, launchers, SETUP_FOR_CLAUDE.md (source of truth), sync_runbook.py, logs\, voices\, stories\, audiobooks\, sprites\, lullabies\ (rendered lullaby output), splits\ (saved Track Splitter tracks), compositions\&lt;name&gt;\ (Composer: score.json, progress.json, master + MIDI + stems\), docs\</w:t>
+              <w:t>server.py, index.html, spritekit.py, composerkit.py, h3gen.py, sf3convert.py (unfinished, unwired), studioctl.ps1, studio_gui.pyw, launchers, SETUP_FOR_CLAUDE.md (source of truth), sync_runbook.py, verify_runbook.py, logs\, voices\, stories\, audiobooks\, sprites\, videos\ (rendered MP4s, the Video tab's library), lullabies\ (rendered lullaby output), splits\ (saved Track Splitter tracks), compositions\&lt;name&gt;\ (Composer: score.json, progress.json, master + MIDI + stems\), _tmp\ (h3_eta.json ETA cache, staged uploads), docs\</w:t>
             </w:r>
           </w:p>
         </w:tc>
@@ -1768,7 +2033,7 @@
           </w:tcPr>
           <w:p>
             <w:r>
-              <w:t>models\ (diffusion_models, text_encoders, vae, ...), custom_nodes\ (ram_websocket_save.py, ace15_studio_encode.py), input\, output\</w:t>
+              <w:t>models\ (diffusion_models, text_encoders, vae, ...), custom_nodes\ (ram_websocket_save.py, ace15_studio_encode.py, comfyui-videohelpersuite\, comfyui-kjnodes\), input\ (h3_* staged references, swept after each render), output\</w:t>
             </w:r>
           </w:p>
         </w:tc>
